--- a/doc/表7_3.4选择策略消融.docx
+++ b/doc/表7_3.4选择策略消融.docx
@@ -121,7 +121,7 @@
           </w:tcPr>
           <w:p>
             <w:r>
-              <w:t>112</w:t>
+              <w:t>120</w:t>
             </w:r>
           </w:p>
         </w:tc>
@@ -131,7 +131,7 @@
           </w:tcPr>
           <w:p>
             <w:r>
-              <w:t>1.1911</w:t>
+              <w:t>1.1820</w:t>
             </w:r>
           </w:p>
         </w:tc>
@@ -141,7 +141,7 @@
           </w:tcPr>
           <w:p>
             <w:r>
-              <w:t>1.8130</w:t>
+              <w:t>2.2281</w:t>
             </w:r>
           </w:p>
         </w:tc>
@@ -151,7 +151,7 @@
           </w:tcPr>
           <w:p>
             <w:r>
-              <w:t>14</w:t>
+              <w:t>15</w:t>
             </w:r>
           </w:p>
         </w:tc>
